--- a/composeApp/src/commonMain/kotlin/ru/bpo/norn/commonMain/data/coursework/mock/mockO Направление.docx
+++ b/composeApp/src/commonMain/kotlin/ru/bpo/norn/commonMain/data/coursework/mock/mockO Направление.docx
@@ -53,7 +53,7 @@
                 <w:szCs w:val="24"/>
                 <w:lang w:eastAsia="ru-RU"/>
               </w:rPr>
-              <w:t>ХОТЗЫВ</w:t>
+              <w:t>ОТЗЫВ</w:t>
             </w:r>
           </w:p>
           <w:p>
@@ -112,10 +112,9 @@
                 <w:color w:val="000000"/>
                 <w:sz w:val="24"/>
                 <w:szCs w:val="24"/>
-                <w:u w:val="single"/>
-                <w:lang w:eastAsia="ru-RU"/>
-              </w:rPr>
-              <w:t xml:space="preserve">         </w:t>
+                <w:lang w:eastAsia="ru-RU"/>
+              </w:rPr>
+              <w:t>_________</w:t>
             </w:r>
             <w:r>
               <w:rPr>
@@ -137,7 +136,7 @@
                 <w:u w:val="single"/>
                 <w:lang w:val="en-US" w:eastAsia="ru-RU"/>
               </w:rPr>
-              <w:t>group</w:t>
+              <w:t>name</w:t>
             </w:r>
             <w:r>
               <w:rPr>
@@ -156,20 +155,20 @@
                 <w:color w:val="000000"/>
                 <w:sz w:val="24"/>
                 <w:szCs w:val="24"/>
+                <w:lang w:eastAsia="ru-RU"/>
+              </w:rPr>
+              <w:t>_________</w:t>
+            </w:r>
+            <w:r>
+              <w:rPr>
+                <w:rFonts w:ascii="Times New Roman" w:eastAsia="Times New Roman" w:hAnsi="Times New Roman"/>
+                <w:color w:val="000000"/>
+                <w:sz w:val="24"/>
+                <w:szCs w:val="24"/>
                 <w:u w:val="single"/>
                 <w:lang w:eastAsia="ru-RU"/>
               </w:rPr>
               <w:t xml:space="preserve"> </w:t>
-            </w:r>
-            <w:r>
-              <w:rPr>
-                <w:rFonts w:ascii="Times New Roman" w:eastAsia="Times New Roman" w:hAnsi="Times New Roman"/>
-                <w:color w:val="000000"/>
-                <w:sz w:val="24"/>
-                <w:szCs w:val="24"/>
-                <w:lang w:eastAsia="ru-RU"/>
-              </w:rPr>
-              <w:t xml:space="preserve">________ </w:t>
             </w:r>
           </w:p>
           <w:p>
@@ -359,12 +358,30 @@
             <w:r>
               <w:rPr>
                 <w:rFonts w:ascii="Times New Roman" w:eastAsia="Times New Roman" w:hAnsi="Times New Roman"/>
-                <w:sz w:val="24"/>
-                <w:szCs w:val="24"/>
+                <w:color w:val="000000"/>
+                <w:sz w:val="24"/>
+                <w:szCs w:val="24"/>
+                <w:lang w:eastAsia="ru-RU"/>
+              </w:rPr>
+              <w:t>______</w:t>
+            </w:r>
+            <w:r>
+              <w:rPr>
+                <w:rFonts w:ascii="Times New Roman" w:eastAsia="Times New Roman" w:hAnsi="Times New Roman"/>
+                <w:color w:val="000000"/>
+                <w:sz w:val="24"/>
+                <w:szCs w:val="24"/>
+                <w:lang w:eastAsia="ru-RU"/>
+              </w:rPr>
+              <w:t>____</w:t>
+            </w:r>
+            <w:r>
+              <w:rPr>
+                <w:rFonts w:ascii="Times New Roman" w:eastAsia="Times New Roman" w:hAnsi="Times New Roman"/>
+                <w:sz w:val="24"/>
                 <w:u w:val="single"/>
-                <w:lang w:eastAsia="ru-RU"/>
-              </w:rPr>
-              <w:t>____________</w:t>
+              </w:rPr>
+              <w:t xml:space="preserve"> </w:t>
             </w:r>
             <w:r>
               <w:rPr>
@@ -399,22 +416,12 @@
             <w:r>
               <w:rPr>
                 <w:rFonts w:ascii="Times New Roman" w:eastAsia="Times New Roman" w:hAnsi="Times New Roman"/>
-                <w:sz w:val="24"/>
-                <w:szCs w:val="24"/>
-                <w:u w:val="single"/>
+                <w:color w:val="000000"/>
+                <w:sz w:val="24"/>
+                <w:szCs w:val="24"/>
                 <w:lang w:eastAsia="ru-RU"/>
               </w:rPr>
               <w:t>_____</w:t>
-            </w:r>
-            <w:r>
-              <w:rPr>
-                <w:rFonts w:ascii="Times New Roman" w:eastAsia="Times New Roman" w:hAnsi="Times New Roman"/>
-                <w:color w:val="000000"/>
-                <w:sz w:val="24"/>
-                <w:szCs w:val="24"/>
-                <w:lang w:eastAsia="ru-RU"/>
-              </w:rPr>
-              <w:t>__________________</w:t>
             </w:r>
           </w:p>
           <w:p>
@@ -579,7 +586,31 @@
                 <w:u w:val="single"/>
                 <w:lang w:val="en-US" w:eastAsia="ru-RU"/>
               </w:rPr>
-              <w:t>{periodOfPractice}</w:t>
+              <w:t>{</w:t>
+            </w:r>
+            <w:proofErr w:type="spellStart"/>
+            <w:r>
+              <w:rPr>
+                <w:rFonts w:ascii="Times New Roman" w:eastAsia="Times New Roman" w:hAnsi="Times New Roman"/>
+                <w:color w:val="000000"/>
+                <w:sz w:val="24"/>
+                <w:szCs w:val="24"/>
+                <w:u w:val="single"/>
+                <w:lang w:val="en-US" w:eastAsia="ru-RU"/>
+              </w:rPr>
+              <w:t>periodOfPractice</w:t>
+            </w:r>
+            <w:proofErr w:type="spellEnd"/>
+            <w:r>
+              <w:rPr>
+                <w:rFonts w:ascii="Times New Roman" w:eastAsia="Times New Roman" w:hAnsi="Times New Roman"/>
+                <w:color w:val="000000"/>
+                <w:sz w:val="24"/>
+                <w:szCs w:val="24"/>
+                <w:u w:val="single"/>
+                <w:lang w:val="en-US" w:eastAsia="ru-RU"/>
+              </w:rPr>
+              <w:t>}</w:t>
             </w:r>
             <w:r>
               <w:rPr>
@@ -1423,23 +1454,50 @@
             <w:r>
               <w:rPr>
                 <w:rFonts w:ascii="Times New Roman" w:eastAsia="Times New Roman" w:hAnsi="Times New Roman"/>
-                <w:color w:val="000000"/>
-                <w:sz w:val="24"/>
-                <w:szCs w:val="24"/>
-                <w:lang w:eastAsia="ru-RU"/>
-              </w:rPr>
-              <w:t xml:space="preserve">Студент </w:t>
-            </w:r>
-            <w:r>
-              <w:rPr>
-                <w:rFonts w:ascii="Times New Roman" w:eastAsia="Times New Roman" w:hAnsi="Times New Roman"/>
-                <w:color w:val="000000"/>
-                <w:sz w:val="24"/>
-                <w:szCs w:val="24"/>
+                <w:sz w:val="24"/>
+              </w:rPr>
+              <w:t xml:space="preserve">Студент  </w:t>
+            </w:r>
+            <w:r>
+              <w:rPr>
+                <w:rFonts w:ascii="Times New Roman" w:eastAsia="Times New Roman" w:hAnsi="Times New Roman"/>
+                <w:sz w:val="24"/>
                 <w:u w:val="single"/>
-                <w:lang w:eastAsia="ru-RU"/>
               </w:rPr>
               <w:t>___</w:t>
+            </w:r>
+            <w:r>
+              <w:rPr>
+                <w:rFonts w:ascii="Times New Roman" w:eastAsia="Times New Roman" w:hAnsi="Times New Roman"/>
+                <w:sz w:val="24"/>
+                <w:u w:val="single"/>
+              </w:rPr>
+              <w:t>{c}</w:t>
+            </w:r>
+            <w:r>
+              <w:rPr>
+                <w:rFonts w:ascii="Times New Roman" w:eastAsia="Times New Roman" w:hAnsi="Times New Roman"/>
+                <w:sz w:val="24"/>
+                <w:u w:val="single"/>
+              </w:rPr>
+              <w:t>___</w:t>
+            </w:r>
+            <w:r>
+              <w:rPr>
+                <w:rFonts w:ascii="Times New Roman" w:eastAsia="Times New Roman" w:hAnsi="Times New Roman"/>
+                <w:sz w:val="24"/>
+              </w:rPr>
+              <w:t xml:space="preserve"> курса  </w:t>
+            </w:r>
+            <w:r>
+              <w:rPr>
+                <w:rFonts w:ascii="Times New Roman" w:eastAsia="Times New Roman" w:hAnsi="Times New Roman"/>
+                <w:color w:val="000000"/>
+                <w:sz w:val="24"/>
+                <w:szCs w:val="24"/>
+                <w:lang w:eastAsia="ru-RU"/>
+              </w:rPr>
+              <w:t>__</w:t>
             </w:r>
             <w:r>
               <w:rPr>
@@ -1461,7 +1519,7 @@
                 <w:u w:val="single"/>
                 <w:lang w:val="en-US" w:eastAsia="ru-RU"/>
               </w:rPr>
-              <w:t>course</w:t>
+              <w:t>name</w:t>
             </w:r>
             <w:r>
               <w:rPr>
@@ -1480,83 +1538,9 @@
                 <w:color w:val="000000"/>
                 <w:sz w:val="24"/>
                 <w:szCs w:val="24"/>
-                <w:u w:val="single"/>
-                <w:lang w:eastAsia="ru-RU"/>
-              </w:rPr>
-              <w:t>____</w:t>
-            </w:r>
-            <w:r>
-              <w:rPr>
-                <w:rFonts w:ascii="Times New Roman" w:eastAsia="Times New Roman" w:hAnsi="Times New Roman"/>
-                <w:color w:val="000000"/>
-                <w:sz w:val="24"/>
-                <w:szCs w:val="24"/>
-                <w:lang w:eastAsia="ru-RU"/>
-              </w:rPr>
-              <w:t xml:space="preserve"> курса </w:t>
-            </w:r>
-            <w:r>
-              <w:rPr>
-                <w:rFonts w:ascii="Times New Roman" w:eastAsia="Times New Roman" w:hAnsi="Times New Roman"/>
-                <w:color w:val="000000"/>
-                <w:sz w:val="24"/>
-                <w:szCs w:val="24"/>
-                <w:u w:val="single"/>
-                <w:lang w:eastAsia="ru-RU"/>
-              </w:rPr>
-              <w:t xml:space="preserve">     </w:t>
-            </w:r>
-            <w:r>
-              <w:rPr>
-                <w:rFonts w:ascii="Times New Roman" w:eastAsia="Times New Roman" w:hAnsi="Times New Roman"/>
-                <w:color w:val="000000"/>
-                <w:sz w:val="24"/>
-                <w:szCs w:val="24"/>
-                <w:u w:val="single"/>
-                <w:lang w:eastAsia="ru-RU"/>
-              </w:rPr>
-              <w:t>{</w:t>
-            </w:r>
-            <w:r>
-              <w:rPr>
-                <w:rFonts w:ascii="Times New Roman" w:eastAsia="Times New Roman" w:hAnsi="Times New Roman"/>
-                <w:color w:val="000000"/>
-                <w:sz w:val="24"/>
-                <w:szCs w:val="24"/>
-                <w:u w:val="single"/>
-                <w:lang w:val="en-US" w:eastAsia="ru-RU"/>
-              </w:rPr>
-              <w:t>name</w:t>
-            </w:r>
-            <w:r>
-              <w:rPr>
-                <w:rFonts w:ascii="Times New Roman" w:eastAsia="Times New Roman" w:hAnsi="Times New Roman"/>
-                <w:color w:val="000000"/>
-                <w:sz w:val="24"/>
-                <w:szCs w:val="24"/>
-                <w:u w:val="single"/>
-                <w:lang w:eastAsia="ru-RU"/>
-              </w:rPr>
-              <w:t>}</w:t>
-            </w:r>
-            <w:r>
-              <w:rPr>
-                <w:rFonts w:ascii="Times New Roman" w:eastAsia="Times New Roman" w:hAnsi="Times New Roman"/>
-                <w:color w:val="000000"/>
-                <w:sz w:val="24"/>
-                <w:szCs w:val="24"/>
-                <w:u w:val="single"/>
-                <w:lang w:eastAsia="ru-RU"/>
-              </w:rPr>
-              <w:t xml:space="preserve"> </w:t>
-            </w:r>
-            <w:r>
-              <w:rPr>
-                <w:rFonts w:ascii="Times New Roman" w:eastAsia="Times New Roman" w:hAnsi="Times New Roman"/>
-                <w:color w:val="000000"/>
-                <w:lang w:eastAsia="ru-RU"/>
-              </w:rPr>
-              <w:t>___</w:t>
+                <w:lang w:eastAsia="ru-RU"/>
+              </w:rPr>
+              <w:t>__</w:t>
             </w:r>
             <w:r>
               <w:rPr>
@@ -1689,11 +1673,25 @@
             </w:r>
             <w:r>
               <w:rPr>
-                <w:highlight w:val="white"/>
                 <w:u w:val="single"/>
                 <w:lang w:val="ru-RU"/>
               </w:rPr>
-              <w:t>09.03.01 Информатика и вычислительная техника</w:t>
+              <w:t>{</w:t>
+            </w:r>
+            <w:proofErr w:type="spellStart"/>
+            <w:r>
+              <w:rPr>
+                <w:u w:val="single"/>
+              </w:rPr>
+              <w:t>codeOfDirection</w:t>
+            </w:r>
+            <w:proofErr w:type="spellEnd"/>
+            <w:r>
+              <w:rPr>
+                <w:u w:val="single"/>
+                <w:lang w:val="ru-RU"/>
+              </w:rPr>
+              <w:t>}</w:t>
             </w:r>
             <w:r>
               <w:rPr>
@@ -1756,7 +1754,42 @@
                 <w:u w:val="single"/>
                 <w:lang w:eastAsia="ru-RU"/>
               </w:rPr>
-              <w:t xml:space="preserve">Программное обеспечение средств вычислительной техники и автоматизированных систем </w:t>
+              <w:t>{</w:t>
+            </w:r>
+            <w:proofErr w:type="spellStart"/>
+            <w:r>
+              <w:rPr>
+                <w:rFonts w:ascii="Times New Roman" w:eastAsia="Times New Roman" w:hAnsi="Times New Roman"/>
+                <w:color w:val="000000"/>
+                <w:sz w:val="24"/>
+                <w:szCs w:val="24"/>
+                <w:u w:val="single"/>
+                <w:lang w:val="en-US" w:eastAsia="ru-RU"/>
+              </w:rPr>
+              <w:t>nameOfDirection</w:t>
+            </w:r>
+            <w:proofErr w:type="spellEnd"/>
+            <w:r>
+              <w:rPr>
+                <w:rFonts w:ascii="Times New Roman" w:eastAsia="Times New Roman" w:hAnsi="Times New Roman"/>
+                <w:color w:val="000000"/>
+                <w:sz w:val="24"/>
+                <w:szCs w:val="24"/>
+                <w:u w:val="single"/>
+                <w:lang w:eastAsia="ru-RU"/>
+              </w:rPr>
+              <w:t>}</w:t>
+            </w:r>
+            <w:r>
+              <w:rPr>
+                <w:rFonts w:ascii="Times New Roman" w:eastAsia="Times New Roman" w:hAnsi="Times New Roman"/>
+                <w:color w:val="000000"/>
+                <w:sz w:val="24"/>
+                <w:szCs w:val="24"/>
+                <w:u w:val="single"/>
+                <w:lang w:eastAsia="ru-RU"/>
+              </w:rPr>
+              <w:t xml:space="preserve"> </w:t>
             </w:r>
             <w:r>
               <w:rPr>
@@ -1786,13 +1819,57 @@
             <w:r>
               <w:rPr>
                 <w:rFonts w:ascii="Times New Roman" w:eastAsia="Times New Roman" w:hAnsi="Times New Roman"/>
+                <w:sz w:val="24"/>
+                <w:szCs w:val="24"/>
+                <w:lang w:eastAsia="ru-RU"/>
+              </w:rPr>
+              <w:t>___</w:t>
+            </w:r>
+            <w:r>
+              <w:rPr>
+                <w:rFonts w:ascii="Times New Roman" w:eastAsia="Times New Roman" w:hAnsi="Times New Roman"/>
                 <w:color w:val="000000"/>
                 <w:sz w:val="24"/>
                 <w:szCs w:val="24"/>
                 <w:u w:val="single"/>
                 <w:lang w:eastAsia="ru-RU"/>
               </w:rPr>
-              <w:t>__преддипломной___</w:t>
+              <w:t>{</w:t>
+            </w:r>
+            <w:proofErr w:type="spellStart"/>
+            <w:r>
+              <w:rPr>
+                <w:rFonts w:ascii="Times New Roman" w:eastAsia="Times New Roman" w:hAnsi="Times New Roman"/>
+                <w:color w:val="000000"/>
+                <w:sz w:val="24"/>
+                <w:szCs w:val="24"/>
+                <w:u w:val="single"/>
+                <w:lang w:val="en-US" w:eastAsia="ru-RU"/>
+              </w:rPr>
+              <w:t>typeOfPractice</w:t>
+            </w:r>
+            <w:proofErr w:type="spellEnd"/>
+            <w:r>
+              <w:rPr>
+                <w:rFonts w:ascii="Times New Roman" w:eastAsia="Times New Roman" w:hAnsi="Times New Roman"/>
+                <w:color w:val="000000"/>
+                <w:sz w:val="24"/>
+                <w:szCs w:val="24"/>
+                <w:u w:val="single"/>
+                <w:lang w:eastAsia="ru-RU"/>
+              </w:rPr>
+              <w:t>}</w:t>
+            </w:r>
+            <w:r>
+              <w:rPr>
+                <w:rFonts w:ascii="Times New Roman" w:eastAsia="Times New Roman" w:hAnsi="Times New Roman"/>
+                <w:color w:val="000000"/>
+                <w:sz w:val="24"/>
+                <w:szCs w:val="24"/>
+                <w:u w:val="single"/>
+                <w:lang w:eastAsia="ru-RU"/>
+              </w:rPr>
+              <w:t>___</w:t>
             </w:r>
             <w:r>
               <w:rPr>
@@ -1840,16 +1917,6 @@
                 <w:u w:val="single"/>
                 <w:lang w:eastAsia="ru-RU"/>
               </w:rPr>
-              <w:t xml:space="preserve"> </w:t>
-            </w:r>
-            <w:r>
-              <w:rPr>
-                <w:rFonts w:ascii="Times New Roman" w:eastAsia="Times New Roman" w:hAnsi="Times New Roman"/>
-                <w:sz w:val="24"/>
-                <w:szCs w:val="24"/>
-                <w:u w:val="single"/>
-                <w:lang w:eastAsia="ru-RU"/>
-              </w:rPr>
               <w:t>{</w:t>
             </w:r>
             <w:r>
@@ -1928,6 +1995,7 @@
               </w:rPr>
               <w:t>{</w:t>
             </w:r>
+            <w:proofErr w:type="spellStart"/>
             <w:r>
               <w:rPr>
                 <w:rFonts w:ascii="Times New Roman" w:eastAsia="Times New Roman" w:hAnsi="Times New Roman"/>
@@ -1939,6 +2007,7 @@
               </w:rPr>
               <w:t>cityOfPractice</w:t>
             </w:r>
+            <w:proofErr w:type="spellEnd"/>
             <w:r>
               <w:rPr>
                 <w:rFonts w:ascii="Times New Roman" w:eastAsia="Times New Roman" w:hAnsi="Times New Roman"/>
@@ -2006,16 +2075,6 @@
               </w:rPr>
               <w:t>{periodOfPractice}</w:t>
             </w:r>
-            <w:r>
-              <w:rPr>
-                <w:rFonts w:ascii="Times New Roman" w:eastAsia="Times New Roman" w:hAnsi="Times New Roman"/>
-                <w:color w:val="000000"/>
-                <w:sz w:val="24"/>
-                <w:szCs w:val="24"/>
-                <w:lang w:eastAsia="ru-RU"/>
-              </w:rPr>
-              <w:t>.</w:t>
-            </w:r>
           </w:p>
           <w:p>
             <w:pPr>
@@ -2029,83 +2088,6 @@
                 <w:lang w:eastAsia="ru-RU"/>
               </w:rPr>
             </w:pPr>
-          </w:p>
-          <w:p>
-            <w:pPr>
-              <w:spacing w:line="216" w:lineRule="auto"/>
-              <w:rPr>
-                <w:rFonts w:ascii="Times New Roman" w:eastAsia="Times New Roman" w:hAnsi="Times New Roman"/>
-                <w:color w:val="000000"/>
-                <w:sz w:val="24"/>
-                <w:szCs w:val="24"/>
-                <w:u w:val="single"/>
-                <w:lang w:eastAsia="ru-RU"/>
-              </w:rPr>
-            </w:pPr>
-            <w:r>
-              <w:rPr>
-                <w:rFonts w:ascii="Times New Roman" w:eastAsia="Times New Roman" w:hAnsi="Times New Roman"/>
-                <w:color w:val="000000"/>
-                <w:sz w:val="24"/>
-                <w:szCs w:val="24"/>
-                <w:lang w:eastAsia="ru-RU"/>
-              </w:rPr>
-              <w:t xml:space="preserve">Руководитель практики                                                    </w:t>
-            </w:r>
-            <w:r>
-              <w:rPr>
-                <w:rFonts w:ascii="Times New Roman" w:eastAsia="Times New Roman" w:hAnsi="Times New Roman"/>
-                <w:color w:val="000000"/>
-                <w:sz w:val="24"/>
-                <w:szCs w:val="24"/>
-                <w:u w:val="single"/>
-                <w:lang w:eastAsia="ru-RU"/>
-              </w:rPr>
-              <w:t xml:space="preserve">  </w:t>
-            </w:r>
-            <w:r>
-              <w:rPr>
-                <w:rFonts w:ascii="Times New Roman" w:eastAsia="Times New Roman" w:hAnsi="Times New Roman"/>
-                <w:color w:val="000000"/>
-                <w:sz w:val="24"/>
-                <w:szCs w:val="24"/>
-                <w:u w:val="single"/>
-                <w:lang w:eastAsia="ru-RU"/>
-              </w:rPr>
-              <w:t>{</w:t>
-            </w:r>
-            <w:r>
-              <w:rPr>
-                <w:rFonts w:ascii="Times New Roman" w:eastAsia="Times New Roman" w:hAnsi="Times New Roman"/>
-                <w:color w:val="000000"/>
-                <w:sz w:val="24"/>
-                <w:szCs w:val="24"/>
-                <w:u w:val="single"/>
-                <w:lang w:eastAsia="ru-RU"/>
-              </w:rPr>
-              <w:t>headOfPracticeFromPracticeBase</w:t>
-            </w:r>
-            <w:r>
-              <w:rPr>
-                <w:rFonts w:ascii="Times New Roman" w:eastAsia="Times New Roman" w:hAnsi="Times New Roman"/>
-                <w:color w:val="000000"/>
-                <w:sz w:val="24"/>
-                <w:szCs w:val="24"/>
-                <w:u w:val="single"/>
-                <w:lang w:eastAsia="ru-RU"/>
-              </w:rPr>
-              <w:t>}</w:t>
-            </w:r>
-            <w:r>
-              <w:rPr>
-                <w:rFonts w:ascii="Times New Roman" w:eastAsia="Times New Roman" w:hAnsi="Times New Roman"/>
-                <w:color w:val="000000"/>
-                <w:sz w:val="24"/>
-                <w:szCs w:val="24"/>
-                <w:lang w:eastAsia="ru-RU"/>
-              </w:rPr>
-              <w:t>__</w:t>
-            </w:r>
           </w:p>
           <w:p>
             <w:pPr>
@@ -2115,6 +2097,77 @@
               <w:rPr>
                 <w:rFonts w:ascii="Times New Roman" w:eastAsia="Times New Roman" w:hAnsi="Times New Roman"/>
                 <w:color w:val="000000"/>
+                <w:sz w:val="24"/>
+                <w:szCs w:val="24"/>
+                <w:lang w:eastAsia="ru-RU"/>
+              </w:rPr>
+              <w:t xml:space="preserve">Руководитель практики                                                    </w:t>
+            </w:r>
+            <w:r>
+              <w:rPr>
+                <w:rFonts w:ascii="Times New Roman" w:eastAsia="Times New Roman" w:hAnsi="Times New Roman"/>
+                <w:color w:val="000000"/>
+                <w:sz w:val="24"/>
+                <w:szCs w:val="24"/>
+                <w:u w:val="single"/>
+                <w:lang w:eastAsia="ru-RU"/>
+              </w:rPr>
+              <w:t xml:space="preserve">  </w:t>
+            </w:r>
+            <w:r>
+              <w:rPr>
+                <w:rFonts w:ascii="Times New Roman" w:eastAsia="Times New Roman" w:hAnsi="Times New Roman"/>
+                <w:color w:val="000000"/>
+                <w:sz w:val="24"/>
+                <w:szCs w:val="24"/>
+                <w:u w:val="single"/>
+                <w:lang w:eastAsia="ru-RU"/>
+              </w:rPr>
+              <w:t>{</w:t>
+            </w:r>
+            <w:proofErr w:type="spellStart"/>
+            <w:r>
+              <w:rPr>
+                <w:rFonts w:ascii="Times New Roman" w:eastAsia="Times New Roman" w:hAnsi="Times New Roman"/>
+                <w:color w:val="000000"/>
+                <w:sz w:val="24"/>
+                <w:szCs w:val="24"/>
+                <w:u w:val="single"/>
+                <w:lang w:val="en-US" w:eastAsia="ru-RU"/>
+              </w:rPr>
+              <w:t>headPrac</w:t>
+            </w:r>
+            <w:proofErr w:type="spellEnd"/>
+            <w:r>
+              <w:rPr>
+                <w:rFonts w:ascii="Times New Roman" w:eastAsia="Times New Roman" w:hAnsi="Times New Roman"/>
+                <w:color w:val="000000"/>
+                <w:sz w:val="24"/>
+                <w:szCs w:val="24"/>
+                <w:u w:val="single"/>
+                <w:lang w:eastAsia="ru-RU"/>
+              </w:rPr>
+              <w:t>}</w:t>
+            </w:r>
+            <w:r>
+              <w:rPr>
+                <w:rFonts w:ascii="Times New Roman" w:eastAsia="Times New Roman" w:hAnsi="Times New Roman"/>
+                <w:color w:val="000000"/>
+                <w:sz w:val="24"/>
+                <w:szCs w:val="24"/>
+                <w:lang w:eastAsia="ru-RU"/>
+              </w:rPr>
+              <w:t>__</w:t>
+            </w:r>
+          </w:p>
+          <w:p>
+            <w:pPr>
+              <w:spacing w:after="0" w:line="216" w:lineRule="auto"/>
+            </w:pPr>
+            <w:r>
+              <w:rPr>
+                <w:rFonts w:ascii="Times New Roman" w:eastAsia="Times New Roman" w:hAnsi="Times New Roman"/>
+                <w:color w:val="000000"/>
                 <w:vertAlign w:val="superscript"/>
                 <w:lang w:eastAsia="ru-RU"/>
               </w:rPr>
@@ -2190,7 +2243,7 @@
                 <w:szCs w:val="24"/>
                 <w:lang w:eastAsia="ru-RU"/>
               </w:rPr>
-              <w:t xml:space="preserve"> - института                                                    </w:t>
+              <w:t xml:space="preserve"> - института                                                   </w:t>
             </w:r>
             <w:r>
               <w:rPr>
@@ -2201,7 +2254,64 @@
                 <w:u w:val="single"/>
                 <w:lang w:eastAsia="ru-RU"/>
               </w:rPr>
-              <w:t xml:space="preserve">  З. Х.  Павлова__</w:t>
+              <w:t xml:space="preserve">  </w:t>
+            </w:r>
+            <w:r>
+              <w:rPr>
+                <w:rFonts w:ascii="Times New Roman" w:eastAsia="Times New Roman" w:hAnsi="Times New Roman"/>
+                <w:color w:val="000000"/>
+                <w:sz w:val="24"/>
+                <w:szCs w:val="24"/>
+                <w:u w:val="single"/>
+                <w:lang w:eastAsia="ru-RU"/>
+              </w:rPr>
+              <w:t>{</w:t>
+            </w:r>
+            <w:proofErr w:type="spellStart"/>
+            <w:r>
+              <w:rPr>
+                <w:rFonts w:ascii="Times New Roman" w:eastAsia="Times New Roman" w:hAnsi="Times New Roman"/>
+                <w:color w:val="000000"/>
+                <w:sz w:val="24"/>
+                <w:szCs w:val="24"/>
+                <w:u w:val="single"/>
+                <w:lang w:val="en-US" w:eastAsia="ru-RU"/>
+              </w:rPr>
+              <w:t>directorN</w:t>
+            </w:r>
+            <w:r>
+              <w:rPr>
+                <w:rFonts w:ascii="Times New Roman" w:eastAsia="Times New Roman" w:hAnsi="Times New Roman"/>
+                <w:color w:val="000000"/>
+                <w:sz w:val="24"/>
+                <w:szCs w:val="24"/>
+                <w:u w:val="single"/>
+                <w:lang w:val="en-US" w:eastAsia="ru-RU"/>
+              </w:rPr>
+              <w:t>ame</w:t>
+            </w:r>
+            <w:proofErr w:type="spellEnd"/>
+            <w:r>
+              <w:rPr>
+                <w:rFonts w:ascii="Times New Roman" w:eastAsia="Times New Roman" w:hAnsi="Times New Roman"/>
+                <w:color w:val="000000"/>
+                <w:sz w:val="24"/>
+                <w:szCs w:val="24"/>
+                <w:u w:val="single"/>
+                <w:lang w:eastAsia="ru-RU"/>
+              </w:rPr>
+              <w:t>}</w:t>
+            </w:r>
+            <w:r>
+              <w:rPr>
+                <w:rFonts w:ascii="Times New Roman" w:eastAsia="Times New Roman" w:hAnsi="Times New Roman"/>
+                <w:color w:val="000000"/>
+                <w:sz w:val="24"/>
+                <w:szCs w:val="24"/>
+                <w:u w:val="single"/>
+                <w:lang w:eastAsia="ru-RU"/>
+              </w:rPr>
+              <w:t>__</w:t>
             </w:r>
           </w:p>
           <w:p>
@@ -2394,7 +2504,6 @@
                 <w:color w:val="000000"/>
                 <w:lang w:eastAsia="ru-RU"/>
               </w:rPr>
-              <w:lastRenderedPageBreak/>
               <w:t>М.П.                                                                   М.П.</w:t>
             </w:r>
           </w:p>
@@ -2415,6 +2524,7 @@
         <w:trPr>
           <w:gridBefore w:val="1"/>
           <w:wBefore w:w="113" w:type="dxa"/>
+          <w:trHeight w:val="558"/>
         </w:trPr>
         <w:tc>
           <w:tcPr>
@@ -2442,7 +2552,6 @@
                 <w:szCs w:val="24"/>
                 <w:lang w:eastAsia="ru-RU"/>
               </w:rPr>
-              <w:lastRenderedPageBreak/>
               <w:t xml:space="preserve">Кафедра  </w:t>
             </w:r>
             <w:r>
@@ -2573,13 +2682,11 @@
             <w:r>
               <w:rPr>
                 <w:rFonts w:ascii="Times New Roman" w:eastAsia="Times New Roman" w:hAnsi="Times New Roman"/>
-                <w:color w:val="000000"/>
-                <w:sz w:val="24"/>
-                <w:szCs w:val="24"/>
-                <w:u w:val="single"/>
-                <w:lang w:eastAsia="ru-RU"/>
-              </w:rPr>
-              <w:t xml:space="preserve">     </w:t>
+                <w:sz w:val="24"/>
+                <w:szCs w:val="24"/>
+                <w:lang w:eastAsia="ru-RU"/>
+              </w:rPr>
+              <w:t>____</w:t>
             </w:r>
             <w:r>
               <w:rPr>
@@ -2613,17 +2720,6 @@
                 <w:lang w:eastAsia="ru-RU"/>
               </w:rPr>
               <w:t>}</w:t>
-            </w:r>
-            <w:r>
-              <w:rPr>
-                <w:rFonts w:ascii="Times New Roman" w:eastAsia="Times New Roman" w:hAnsi="Times New Roman"/>
-                <w:color w:val="000000"/>
-                <w:sz w:val="24"/>
-                <w:szCs w:val="24"/>
-                <w:u w:val="single"/>
-                <w:lang w:eastAsia="ru-RU"/>
-              </w:rPr>
-              <w:t xml:space="preserve"> </w:t>
             </w:r>
             <w:r>
               <w:rPr>
@@ -2682,13 +2778,11 @@
             <w:r>
               <w:rPr>
                 <w:rFonts w:ascii="Times New Roman" w:eastAsia="Times New Roman" w:hAnsi="Times New Roman"/>
-                <w:color w:val="000000"/>
-                <w:sz w:val="24"/>
-                <w:szCs w:val="24"/>
-                <w:u w:val="single"/>
-                <w:lang w:eastAsia="ru-RU"/>
-              </w:rPr>
-              <w:t xml:space="preserve"> </w:t>
+                <w:sz w:val="24"/>
+                <w:szCs w:val="24"/>
+                <w:lang w:eastAsia="ru-RU"/>
+              </w:rPr>
+              <w:t>_</w:t>
             </w:r>
             <w:r>
               <w:rPr>
@@ -2791,6 +2885,35 @@
           </w:p>
           <w:p>
             <w:pPr>
+              <w:spacing w:after="0"/>
+              <w:rPr>
+                <w:rFonts w:ascii="Times New Roman" w:eastAsia="Times New Roman" w:hAnsi="Times New Roman"/>
+                <w:color w:val="000000"/>
+                <w:sz w:val="24"/>
+                <w:szCs w:val="24"/>
+                <w:lang w:eastAsia="ru-RU"/>
+              </w:rPr>
+            </w:pPr>
+            <w:r>
+              <w:rPr>
+                <w:rFonts w:ascii="Times New Roman" w:eastAsia="Times New Roman" w:hAnsi="Times New Roman"/>
+                <w:color w:val="000000"/>
+                <w:sz w:val="24"/>
+                <w:szCs w:val="24"/>
+                <w:lang w:eastAsia="ru-RU"/>
+              </w:rPr>
+              <w:t xml:space="preserve">1 База(ы) практики </w:t>
+            </w:r>
+            <w:r>
+              <w:rPr>
+                <w:rFonts w:ascii="Times New Roman" w:eastAsia="Times New Roman" w:hAnsi="Times New Roman"/>
+                <w:sz w:val="24"/>
+                <w:szCs w:val="24"/>
+                <w:lang w:eastAsia="ru-RU"/>
+              </w:rPr>
+              <w:t>________</w:t>
+            </w:r>
+            <w:r>
               <w:rPr>
                 <w:rFonts w:ascii="Times New Roman" w:eastAsia="Times New Roman" w:hAnsi="Times New Roman"/>
                 <w:sz w:val="24"/>
@@ -2798,87 +2921,26 @@
                 <w:u w:val="single"/>
                 <w:lang w:eastAsia="ru-RU"/>
               </w:rPr>
-            </w:pPr>
-            <w:r>
-              <w:rPr>
-                <w:rFonts w:ascii="Times New Roman" w:eastAsia="Times New Roman" w:hAnsi="Times New Roman"/>
-                <w:color w:val="000000"/>
-                <w:sz w:val="24"/>
-                <w:szCs w:val="24"/>
-                <w:lang w:eastAsia="ru-RU"/>
-              </w:rPr>
-              <w:t xml:space="preserve">1 База(ы) практики </w:t>
-            </w:r>
-            <w:r>
-              <w:rPr>
-                <w:rFonts w:ascii="Times New Roman" w:eastAsia="Times New Roman" w:hAnsi="Times New Roman"/>
-                <w:color w:val="000000"/>
+              <w:t>nameOfPracticeBase</w:t>
+            </w:r>
+            <w:r>
+              <w:rPr>
+                <w:rFonts w:ascii="Times New Roman" w:eastAsia="Times New Roman" w:hAnsi="Times New Roman"/>
                 <w:sz w:val="24"/>
                 <w:szCs w:val="24"/>
                 <w:u w:val="single"/>
                 <w:lang w:eastAsia="ru-RU"/>
               </w:rPr>
-              <w:t xml:space="preserve">        </w:t>
-            </w:r>
-            <w:r>
-              <w:rPr>
-                <w:rFonts w:ascii="Times New Roman" w:eastAsia="Times New Roman" w:hAnsi="Times New Roman"/>
-                <w:color w:val="000000"/>
+              <w:t>}</w:t>
+            </w:r>
+            <w:r>
+              <w:rPr>
+                <w:rFonts w:ascii="Times New Roman" w:eastAsia="Times New Roman" w:hAnsi="Times New Roman"/>
                 <w:sz w:val="24"/>
                 <w:szCs w:val="24"/>
                 <w:lang w:eastAsia="ru-RU"/>
               </w:rPr>
               <w:t>____</w:t>
-            </w:r>
-            <w:r>
-              <w:rPr>
-                <w:rFonts w:ascii="Times New Roman" w:eastAsia="Times New Roman" w:hAnsi="Times New Roman"/>
-                <w:sz w:val="24"/>
-                <w:szCs w:val="24"/>
-                <w:u w:val="single"/>
-                <w:lang w:eastAsia="ru-RU"/>
-              </w:rPr>
-              <w:t xml:space="preserve"> </w:t>
-            </w:r>
-            <w:r>
-              <w:rPr>
-                <w:rFonts w:ascii="Times New Roman" w:eastAsia="Times New Roman" w:hAnsi="Times New Roman"/>
-                <w:sz w:val="24"/>
-                <w:szCs w:val="24"/>
-                <w:u w:val="single"/>
-                <w:lang w:eastAsia="ru-RU"/>
-              </w:rPr>
-              <w:t>{</w:t>
-            </w:r>
-            <w:r>
-              <w:rPr>
-                <w:rFonts w:ascii="Times New Roman" w:eastAsia="Times New Roman" w:hAnsi="Times New Roman"/>
-                <w:sz w:val="24"/>
-                <w:szCs w:val="24"/>
-                <w:u w:val="single"/>
-                <w:lang w:eastAsia="ru-RU"/>
-              </w:rPr>
-              <w:t>nameOfPracticeBase</w:t>
-            </w:r>
-            <w:r>
-              <w:rPr>
-                <w:rFonts w:ascii="Times New Roman" w:eastAsia="Times New Roman" w:hAnsi="Times New Roman"/>
-                <w:sz w:val="24"/>
-                <w:szCs w:val="24"/>
-                <w:u w:val="single"/>
-                <w:lang w:eastAsia="ru-RU"/>
-              </w:rPr>
-              <w:t>}</w:t>
-            </w:r>
-            <w:r>
-              <w:rPr>
-                <w:rFonts w:ascii="Times New Roman" w:eastAsia="Times New Roman" w:hAnsi="Times New Roman"/>
-                <w:sz w:val="24"/>
-                <w:szCs w:val="24"/>
-                <w:u w:val="single"/>
-                <w:lang w:eastAsia="ru-RU"/>
-              </w:rPr>
-              <w:t>________</w:t>
             </w:r>
           </w:p>
           <w:p>
@@ -3437,22 +3499,22 @@
                 <w:color w:val="000000"/>
                 <w:sz w:val="24"/>
                 <w:szCs w:val="24"/>
+                <w:lang w:eastAsia="ru-RU"/>
+              </w:rPr>
+              <w:t>_</w:t>
+            </w:r>
+            <w:r>
+              <w:rPr>
+                <w:rFonts w:ascii="Times New Roman" w:eastAsia="Times New Roman" w:hAnsi="Times New Roman"/>
+                <w:color w:val="000000"/>
+                <w:sz w:val="24"/>
+                <w:szCs w:val="24"/>
                 <w:u w:val="single"/>
                 <w:lang w:eastAsia="ru-RU"/>
               </w:rPr>
-              <w:t xml:space="preserve"> </w:t>
-            </w:r>
-            <w:r>
-              <w:rPr>
-                <w:rFonts w:ascii="Times New Roman" w:eastAsia="Times New Roman" w:hAnsi="Times New Roman"/>
-                <w:color w:val="000000"/>
-                <w:sz w:val="24"/>
-                <w:szCs w:val="24"/>
-                <w:u w:val="single"/>
-                <w:lang w:eastAsia="ru-RU"/>
-              </w:rPr>
               <w:t>{</w:t>
             </w:r>
+            <w:proofErr w:type="spellStart"/>
             <w:r>
               <w:rPr>
                 <w:rFonts w:ascii="Times New Roman" w:eastAsia="Times New Roman" w:hAnsi="Times New Roman"/>
@@ -3464,6 +3526,7 @@
               </w:rPr>
               <w:t>headOfPracticeFromDepartment</w:t>
             </w:r>
+            <w:proofErr w:type="spellEnd"/>
             <w:r>
               <w:rPr>
                 <w:rFonts w:ascii="Times New Roman" w:eastAsia="Times New Roman" w:hAnsi="Times New Roman"/>
@@ -3481,20 +3544,49 @@
                 <w:color w:val="000000"/>
                 <w:sz w:val="24"/>
                 <w:szCs w:val="24"/>
-                <w:u w:val="single"/>
-                <w:lang w:eastAsia="ru-RU"/>
-              </w:rPr>
-              <w:t xml:space="preserve"> _</w:t>
-            </w:r>
-            <w:r>
-              <w:rPr>
-                <w:rFonts w:ascii="Times New Roman" w:eastAsia="Times New Roman" w:hAnsi="Times New Roman"/>
-                <w:color w:val="000000"/>
-                <w:sz w:val="24"/>
-                <w:szCs w:val="24"/>
-                <w:lang w:eastAsia="ru-RU"/>
-              </w:rPr>
-              <w:t xml:space="preserve">                    </w:t>
+                <w:lang w:eastAsia="ru-RU"/>
+              </w:rPr>
+              <w:t>_</w:t>
+            </w:r>
+            <w:r>
+              <w:rPr>
+                <w:rFonts w:ascii="Times New Roman" w:eastAsia="Times New Roman" w:hAnsi="Times New Roman"/>
+                <w:color w:val="000000"/>
+                <w:sz w:val="24"/>
+                <w:szCs w:val="24"/>
+                <w:lang w:eastAsia="ru-RU"/>
+              </w:rPr>
+              <w:t xml:space="preserve">                  </w:t>
+            </w:r>
+            <w:r>
+              <w:rPr>
+                <w:rFonts w:ascii="Times New Roman" w:eastAsia="Times New Roman" w:hAnsi="Times New Roman"/>
+                <w:color w:val="000000"/>
+                <w:sz w:val="24"/>
+                <w:szCs w:val="24"/>
+                <w:lang w:eastAsia="ru-RU"/>
+              </w:rPr>
+              <w:t xml:space="preserve"> </w:t>
+            </w:r>
+            <w:r>
+              <w:rPr>
+                <w:rFonts w:ascii="Times New Roman" w:eastAsia="Times New Roman" w:hAnsi="Times New Roman"/>
+                <w:color w:val="000000"/>
+                <w:sz w:val="24"/>
+                <w:szCs w:val="24"/>
+                <w:lang w:eastAsia="ru-RU"/>
+              </w:rPr>
+              <w:tab/>
+            </w:r>
+            <w:r>
+              <w:rPr>
+                <w:rFonts w:ascii="Times New Roman" w:eastAsia="Times New Roman" w:hAnsi="Times New Roman"/>
+                <w:color w:val="000000"/>
+                <w:sz w:val="24"/>
+                <w:szCs w:val="24"/>
+                <w:lang w:eastAsia="ru-RU"/>
+              </w:rPr>
+              <w:tab/>
             </w:r>
             <w:r>
               <w:rPr>
@@ -3516,16 +3608,18 @@
               </w:rPr>
               <w:t>{</w:t>
             </w:r>
-            <w:r>
-              <w:rPr>
-                <w:rFonts w:ascii="Times New Roman" w:eastAsia="Times New Roman" w:hAnsi="Times New Roman"/>
-                <w:color w:val="000000"/>
-                <w:sz w:val="24"/>
-                <w:szCs w:val="24"/>
-                <w:lang w:eastAsia="ru-RU"/>
-              </w:rPr>
-              <w:t>пока ничего</w:t>
-            </w:r>
+            <w:proofErr w:type="spellStart"/>
+            <w:r>
+              <w:rPr>
+                <w:rFonts w:ascii="Times New Roman" w:eastAsia="Times New Roman" w:hAnsi="Times New Roman"/>
+                <w:color w:val="000000"/>
+                <w:sz w:val="24"/>
+                <w:szCs w:val="24"/>
+                <w:lang w:val="en-US" w:eastAsia="ru-RU"/>
+              </w:rPr>
+              <w:t>dataIaV</w:t>
+            </w:r>
+            <w:proofErr w:type="spellEnd"/>
             <w:r>
               <w:rPr>
                 <w:rFonts w:ascii="Times New Roman" w:eastAsia="Times New Roman" w:hAnsi="Times New Roman"/>
@@ -3535,16 +3629,6 @@
                 <w:lang w:eastAsia="ru-RU"/>
               </w:rPr>
               <w:t>}</w:t>
-            </w:r>
-            <w:r>
-              <w:rPr>
-                <w:rFonts w:ascii="Times New Roman" w:eastAsia="Times New Roman" w:hAnsi="Times New Roman"/>
-                <w:color w:val="000000"/>
-                <w:sz w:val="24"/>
-                <w:szCs w:val="24"/>
-                <w:lang w:eastAsia="ru-RU"/>
-              </w:rPr>
-              <w:t xml:space="preserve"> г.</w:t>
             </w:r>
           </w:p>
           <w:p>
@@ -3632,21 +3716,9 @@
                 <w:sz w:val="24"/>
                 <w:szCs w:val="24"/>
                 <w:u w:val="single"/>
-                <w:shd w:val="clear" w:color="auto" w:fill="FFFFFF"/>
-                <w:lang w:eastAsia="ru-RU"/>
-              </w:rPr>
-              <w:t xml:space="preserve"> </w:t>
-            </w:r>
-            <w:r>
-              <w:rPr>
-                <w:rFonts w:ascii="Times New Roman" w:eastAsia="Times New Roman" w:hAnsi="Times New Roman"/>
-                <w:color w:val="000000"/>
-                <w:sz w:val="24"/>
-                <w:szCs w:val="24"/>
-                <w:u w:val="single"/>
-                <w:lang w:eastAsia="ru-RU"/>
-              </w:rPr>
-              <w:t xml:space="preserve">Воронков Денис Викторович </w:t>
+                <w:lang w:eastAsia="ru-RU"/>
+              </w:rPr>
+              <w:t>Воронков Денис Викторович</w:t>
             </w:r>
             <w:r>
               <w:rPr>
@@ -3688,8 +3760,8 @@
               <w:rPr>
                 <w:rFonts w:ascii="Times New Roman" w:eastAsia="Times New Roman" w:hAnsi="Times New Roman"/>
                 <w:color w:val="000000"/>
-                <w:sz w:val="16"/>
-                <w:szCs w:val="16"/>
+                <w:sz w:val="24"/>
+                <w:szCs w:val="24"/>
                 <w:lang w:eastAsia="ru-RU"/>
               </w:rPr>
             </w:pPr>
@@ -3702,7 +3774,39 @@
                 <w:lang w:eastAsia="ru-RU"/>
               </w:rPr>
               <w:lastRenderedPageBreak/>
-              <w:t>Дата получения  04.04.2025 г.</w:t>
+              <w:t xml:space="preserve">Дата получения  </w:t>
+            </w:r>
+            <w:r>
+              <w:rPr>
+                <w:rFonts w:ascii="Times New Roman" w:eastAsia="Times New Roman" w:hAnsi="Times New Roman"/>
+                <w:color w:val="000000"/>
+                <w:sz w:val="24"/>
+                <w:szCs w:val="24"/>
+                <w:lang w:eastAsia="ru-RU"/>
+              </w:rPr>
+              <w:t>{</w:t>
+            </w:r>
+            <w:proofErr w:type="spellStart"/>
+            <w:r>
+              <w:rPr>
+                <w:rFonts w:ascii="Times New Roman" w:eastAsia="Times New Roman" w:hAnsi="Times New Roman"/>
+                <w:color w:val="000000"/>
+                <w:sz w:val="24"/>
+                <w:szCs w:val="24"/>
+                <w:lang w:val="en-US" w:eastAsia="ru-RU"/>
+              </w:rPr>
+              <w:t>dataIaP</w:t>
+            </w:r>
+            <w:proofErr w:type="spellEnd"/>
+            <w:r>
+              <w:rPr>
+                <w:rFonts w:ascii="Times New Roman" w:eastAsia="Times New Roman" w:hAnsi="Times New Roman"/>
+                <w:color w:val="000000"/>
+                <w:sz w:val="24"/>
+                <w:szCs w:val="24"/>
+                <w:lang w:eastAsia="ru-RU"/>
+              </w:rPr>
+              <w:t>}</w:t>
             </w:r>
           </w:p>
           <w:p>
@@ -3711,6 +3815,8 @@
               <w:rPr>
                 <w:rFonts w:ascii="Times New Roman" w:eastAsia="Times New Roman" w:hAnsi="Times New Roman"/>
                 <w:color w:val="000000"/>
+                <w:sz w:val="24"/>
+                <w:szCs w:val="24"/>
                 <w:lang w:eastAsia="ru-RU"/>
               </w:rPr>
             </w:pPr>
@@ -3807,34 +3913,11 @@
             <w:r>
               <w:rPr>
                 <w:rFonts w:ascii="Times New Roman" w:eastAsia="Times New Roman" w:hAnsi="Times New Roman"/>
-                <w:color w:val="000000"/>
-                <w:sz w:val="24"/>
-                <w:szCs w:val="24"/>
-                <w:u w:val="single"/>
-                <w:lang w:eastAsia="ru-RU"/>
-              </w:rPr>
-              <w:t xml:space="preserve">     __</w:t>
-            </w:r>
-            <w:r>
-              <w:rPr>
-                <w:rFonts w:ascii="Times New Roman" w:eastAsia="Times New Roman" w:hAnsi="Times New Roman"/>
-                <w:color w:val="000000"/>
-                <w:sz w:val="24"/>
-                <w:szCs w:val="24"/>
-                <w:lang w:eastAsia="ru-RU"/>
-              </w:rPr>
-              <w:t>_</w:t>
-            </w:r>
-            <w:r>
-              <w:rPr>
-                <w:rFonts w:ascii="Times New Roman" w:eastAsia="Times New Roman" w:hAnsi="Times New Roman"/>
-                <w:color w:val="000000"/>
-                <w:sz w:val="24"/>
-                <w:szCs w:val="24"/>
-                <w:u w:val="single"/>
-                <w:lang w:eastAsia="ru-RU"/>
-              </w:rPr>
-              <w:t xml:space="preserve"> </w:t>
+                <w:sz w:val="24"/>
+                <w:szCs w:val="24"/>
+                <w:lang w:eastAsia="ru-RU"/>
+              </w:rPr>
+              <w:t>____</w:t>
             </w:r>
             <w:r>
               <w:rPr>
@@ -3868,17 +3951,6 @@
                 <w:lang w:eastAsia="ru-RU"/>
               </w:rPr>
               <w:t>}</w:t>
-            </w:r>
-            <w:r>
-              <w:rPr>
-                <w:rFonts w:ascii="Times New Roman" w:eastAsia="Times New Roman" w:hAnsi="Times New Roman"/>
-                <w:color w:val="000000"/>
-                <w:sz w:val="24"/>
-                <w:szCs w:val="24"/>
-                <w:u w:val="single"/>
-                <w:lang w:eastAsia="ru-RU"/>
-              </w:rPr>
-              <w:t xml:space="preserve"> </w:t>
             </w:r>
             <w:r>
               <w:rPr>
@@ -3933,17 +4005,6 @@
                 <w:lang w:eastAsia="ru-RU"/>
               </w:rPr>
               <w:t>Группа __</w:t>
-            </w:r>
-            <w:r>
-              <w:rPr>
-                <w:rFonts w:ascii="Times New Roman" w:eastAsia="Times New Roman" w:hAnsi="Times New Roman"/>
-                <w:color w:val="000000"/>
-                <w:sz w:val="24"/>
-                <w:szCs w:val="24"/>
-                <w:u w:val="single"/>
-                <w:lang w:eastAsia="ru-RU"/>
-              </w:rPr>
-              <w:t xml:space="preserve"> </w:t>
             </w:r>
             <w:r>
               <w:rPr>
@@ -4074,17 +4135,6 @@
                 <w:u w:val="single"/>
                 <w:lang w:eastAsia="ru-RU"/>
               </w:rPr>
-              <w:t xml:space="preserve"> </w:t>
-            </w:r>
-            <w:r>
-              <w:rPr>
-                <w:rFonts w:ascii="Times New Roman" w:eastAsia="Times New Roman" w:hAnsi="Times New Roman"/>
-                <w:color w:val="000000"/>
-                <w:sz w:val="24"/>
-                <w:szCs w:val="24"/>
-                <w:u w:val="single"/>
-                <w:lang w:eastAsia="ru-RU"/>
-              </w:rPr>
               <w:t>{typeOfPractice}</w:t>
             </w:r>
             <w:r>
@@ -4167,17 +4217,6 @@
             <w:r>
               <w:rPr>
                 <w:rFonts w:ascii="Times New Roman" w:eastAsia="Times New Roman" w:hAnsi="Times New Roman"/>
-                <w:color w:val="000000"/>
-                <w:sz w:val="24"/>
-                <w:szCs w:val="28"/>
-                <w:u w:val="single"/>
-                <w:lang w:eastAsia="ru-RU"/>
-              </w:rPr>
-              <w:t xml:space="preserve"> </w:t>
-            </w:r>
-            <w:r>
-              <w:rPr>
-                <w:rFonts w:ascii="Times New Roman" w:eastAsia="Times New Roman" w:hAnsi="Times New Roman"/>
                 <w:sz w:val="24"/>
                 <w:szCs w:val="24"/>
                 <w:u w:val="single"/>
@@ -4259,16 +4298,6 @@
                 <w:lang w:eastAsia="ru-RU"/>
               </w:rPr>
               <w:t>{periodOfPractice}</w:t>
-            </w:r>
-            <w:r>
-              <w:rPr>
-                <w:rFonts w:ascii="Times New Roman" w:eastAsia="Times New Roman" w:hAnsi="Times New Roman"/>
-                <w:color w:val="000000"/>
-                <w:sz w:val="24"/>
-                <w:szCs w:val="24"/>
-                <w:lang w:eastAsia="ru-RU"/>
-              </w:rPr>
-              <w:t>.</w:t>
             </w:r>
           </w:p>
           <w:p>
@@ -4750,6 +4779,73 @@
               <w:t>___</w:t>
             </w:r>
             <w:r>
+              <w:rPr>
+                <w:rFonts w:ascii="Times New Roman" w:eastAsia="Times New Roman" w:hAnsi="Times New Roman"/>
+                <w:color w:val="000000"/>
+                <w:sz w:val="24"/>
+                <w:szCs w:val="24"/>
+                <w:u w:val="single"/>
+                <w:lang w:eastAsia="ru-RU"/>
+              </w:rPr>
+              <w:t>{postOfHeadOfPracticeFromDepartment}</w:t>
+            </w:r>
+            <w:r>
+              <w:rPr>
+                <w:rFonts w:ascii="Times New Roman" w:eastAsia="Times New Roman" w:hAnsi="Times New Roman"/>
+                <w:sz w:val="24"/>
+                <w:szCs w:val="24"/>
+                <w:lang w:eastAsia="ru-RU"/>
+              </w:rPr>
+              <w:t>___</w:t>
+            </w:r>
+            <w:r>
+              <w:rPr>
+                <w:rFonts w:ascii="Times New Roman" w:eastAsia="Times New Roman" w:hAnsi="Times New Roman"/>
+                <w:sz w:val="24"/>
+                <w:szCs w:val="24"/>
+                <w:lang w:eastAsia="ru-RU"/>
+              </w:rPr>
+              <w:t xml:space="preserve">  </w:t>
+            </w:r>
+            <w:r>
+              <w:rPr>
+                <w:rFonts w:ascii="Times New Roman" w:eastAsia="Times New Roman" w:hAnsi="Times New Roman"/>
+                <w:color w:val="000000"/>
+                <w:sz w:val="24"/>
+                <w:szCs w:val="24"/>
+                <w:lang w:eastAsia="ru-RU"/>
+              </w:rPr>
+              <w:t xml:space="preserve">  </w:t>
+            </w:r>
+            <w:r>
+              <w:rPr>
+                <w:rFonts w:ascii="Times New Roman" w:eastAsia="Times New Roman" w:hAnsi="Times New Roman"/>
+                <w:color w:val="000000"/>
+                <w:sz w:val="24"/>
+                <w:szCs w:val="24"/>
+                <w:lang w:eastAsia="ru-RU"/>
+              </w:rPr>
+              <w:t xml:space="preserve">   </w:t>
+            </w:r>
+            <w:r>
+              <w:rPr>
+                <w:rFonts w:ascii="Times New Roman" w:eastAsia="Times New Roman" w:hAnsi="Times New Roman"/>
+                <w:color w:val="000000"/>
+                <w:sz w:val="24"/>
+                <w:szCs w:val="24"/>
+                <w:lang w:eastAsia="ru-RU"/>
+              </w:rPr>
+              <w:t xml:space="preserve">                      </w:t>
+            </w:r>
+            <w:r>
+              <w:rPr>
+                <w:rFonts w:ascii="Times New Roman" w:eastAsia="Times New Roman" w:hAnsi="Times New Roman"/>
+                <w:color w:val="000000"/>
+                <w:sz w:val="24"/>
+                <w:szCs w:val="24"/>
+                <w:u w:val="single"/>
+                <w:lang w:eastAsia="ru-RU"/>
+              </w:rPr>
               <w:t xml:space="preserve"> </w:t>
             </w:r>
             <w:r>
@@ -4761,40 +4857,9 @@
                 <w:u w:val="single"/>
                 <w:lang w:eastAsia="ru-RU"/>
               </w:rPr>
-              <w:t xml:space="preserve">{postOfHeadOfPracticeFromDepartment} </w:t>
-            </w:r>
-            <w:r>
-              <w:rPr>
-                <w:rFonts w:ascii="Times New Roman" w:eastAsia="Times New Roman" w:hAnsi="Times New Roman"/>
-                <w:color w:val="000000"/>
-                <w:sz w:val="24"/>
-                <w:szCs w:val="24"/>
-                <w:lang w:eastAsia="ru-RU"/>
-              </w:rPr>
-              <w:t xml:space="preserve">____                              </w:t>
-            </w:r>
-            <w:r>
-              <w:rPr>
-                <w:rFonts w:ascii="Times New Roman" w:eastAsia="Times New Roman" w:hAnsi="Times New Roman"/>
-                <w:color w:val="000000"/>
-                <w:sz w:val="24"/>
-                <w:szCs w:val="24"/>
-                <w:u w:val="single"/>
-                <w:lang w:eastAsia="ru-RU"/>
-              </w:rPr>
-              <w:t xml:space="preserve"> </w:t>
-            </w:r>
-            <w:r>
-              <w:rPr>
-                <w:rFonts w:ascii="Times New Roman" w:eastAsia="Times New Roman" w:hAnsi="Times New Roman"/>
-                <w:color w:val="000000"/>
-                <w:sz w:val="24"/>
-                <w:szCs w:val="24"/>
-                <w:u w:val="single"/>
-                <w:lang w:eastAsia="ru-RU"/>
-              </w:rPr>
               <w:t>{</w:t>
             </w:r>
+            <w:proofErr w:type="spellStart"/>
             <w:r>
               <w:rPr>
                 <w:rFonts w:ascii="Times New Roman" w:eastAsia="Times New Roman" w:hAnsi="Times New Roman"/>
@@ -4806,6 +4871,7 @@
               </w:rPr>
               <w:t>headOfPracticeFromDepartment</w:t>
             </w:r>
+            <w:proofErr w:type="spellEnd"/>
             <w:r>
               <w:rPr>
                 <w:rFonts w:ascii="Times New Roman" w:eastAsia="Times New Roman" w:hAnsi="Times New Roman"/>
@@ -4872,7 +4938,7 @@
                 <w:szCs w:val="24"/>
                 <w:lang w:eastAsia="ru-RU"/>
               </w:rPr>
-              <w:t>____</w:t>
+              <w:t>___</w:t>
             </w:r>
             <w:r>
               <w:rPr>
@@ -4885,6 +4951,7 @@
               </w:rPr>
               <w:t>{</w:t>
             </w:r>
+            <w:proofErr w:type="spellStart"/>
             <w:r>
               <w:rPr>
                 <w:rFonts w:ascii="Times New Roman" w:eastAsia="Times New Roman" w:hAnsi="Times New Roman"/>
@@ -4896,6 +4963,7 @@
               </w:rPr>
               <w:t>dataOtz</w:t>
             </w:r>
+            <w:proofErr w:type="spellEnd"/>
             <w:r>
               <w:rPr>
                 <w:rFonts w:ascii="Times New Roman" w:eastAsia="Times New Roman" w:hAnsi="Times New Roman"/>
@@ -4906,17 +4974,6 @@
                 <w:lang w:eastAsia="ru-RU"/>
               </w:rPr>
               <w:t>}</w:t>
-            </w:r>
-            <w:r>
-              <w:rPr>
-                <w:rFonts w:ascii="Times New Roman" w:eastAsia="Times New Roman" w:hAnsi="Times New Roman"/>
-                <w:color w:val="000000"/>
-                <w:sz w:val="24"/>
-                <w:szCs w:val="24"/>
-                <w:u w:val="single"/>
-                <w:lang w:eastAsia="ru-RU"/>
-              </w:rPr>
-              <w:t xml:space="preserve"> г.</w:t>
             </w:r>
             <w:r>
               <w:rPr>
@@ -5424,7 +5481,7 @@
   <w:style w:type="paragraph" w:default="1" w:styleId="Normal">
     <w:name w:val="Normal"/>
     <w:qFormat/>
-    <w:rsid w:val="004B4AEB"/>
+    <w:rsid w:val="00E469BE"/>
     <w:pPr>
       <w:spacing w:after="200"/>
     </w:pPr>
